--- a/examples/custom/doc/02-custom-classification.docx
+++ b/examples/custom/doc/02-custom-classification.docx
@@ -2,7 +2,7 @@
 <file path=word/document.xml><?xml version="1.0" encoding="utf-8"?>
 <w:document xmlns:w="http://schemas.openxmlformats.org/wordprocessingml/2006/main" xmlns:m="http://schemas.openxmlformats.org/officeDocument/2006/math" xmlns:r="http://schemas.openxmlformats.org/officeDocument/2006/relationships" xmlns:o="urn:schemas-microsoft-com:office:office" xmlns:v="urn:schemas-microsoft-com:vml" xmlns:w10="urn:schemas-microsoft-com:office:word" xmlns:a="http://schemas.openxmlformats.org/drawingml/2006/main" xmlns:pic="http://schemas.openxmlformats.org/drawingml/2006/picture" xmlns:wp="http://schemas.openxmlformats.org/drawingml/2006/wordprocessingDrawing">
   <w:body>
-    <w:bookmarkStart w:id="20" w:name="custom-classification"/>
+    <w:bookmarkStart w:id="9" w:name="custom-classification"/>
     <w:p>
       <w:pPr>
         <w:pStyle w:val="Heading2"/>
@@ -46,7 +46,7 @@
         <w:t xml:space="preserve"> </w:t>
       </w:r>
       <w:r>
-        <w:t xml:space="preserve">to return outputs in the expected format, and then reuse the same Experiment Line workflow for sampling and evaluation.</w:t>
+        <w:t xml:space="preserve">to return a class-score table in the expected format, and then reuse the same Experiment Line workflow for sampling and evaluation.</w:t>
       </w:r>
     </w:p>
     <w:p>
@@ -112,6 +112,27 @@
       <w:r>
         <w:t xml:space="preserve">- After that contract is implemented, the downstream workflow looks almost identical to a built-in learner example.</w:t>
       </w:r>
+      <w:r>
+        <w:t xml:space="preserve"> </w:t>
+      </w:r>
+      <w:r>
+        <w:t xml:space="preserve">- For classification,</w:t>
+      </w:r>
+      <w:r>
+        <w:t xml:space="preserve"> </w:t>
+      </w:r>
+      <w:r>
+        <w:rPr>
+          <w:rStyle w:val="VerbatimChar"/>
+        </w:rPr>
+        <w:t xml:space="preserve">predict()</w:t>
+      </w:r>
+      <w:r>
+        <w:t xml:space="preserve"> </w:t>
+      </w:r>
+      <w:r>
+        <w:t xml:space="preserve">should expose one column per class rather than only hard labels.</w:t>
+      </w:r>
     </w:p>
     <w:p>
       <w:pPr>
@@ -119,6 +140,45 @@
       </w:pPr>
       <w:r>
         <w:rPr>
+          <w:rStyle w:val="FunctionTok"/>
+        </w:rPr>
+        <w:t xml:space="preserve">source</w:t>
+      </w:r>
+      <w:r>
+        <w:rPr>
+          <w:rStyle w:val="NormalTok"/>
+        </w:rPr>
+        <w:t xml:space="preserve">(</w:t>
+      </w:r>
+      <w:r>
+        <w:rPr>
+          <w:rStyle w:val="FunctionTok"/>
+        </w:rPr>
+        <w:t xml:space="preserve">url</w:t>
+      </w:r>
+      <w:r>
+        <w:rPr>
+          <w:rStyle w:val="NormalTok"/>
+        </w:rPr>
+        <w:t xml:space="preserve">(</w:t>
+      </w:r>
+      <w:r>
+        <w:rPr>
+          <w:rStyle w:val="StringTok"/>
+        </w:rPr>
+        <w:t xml:space="preserve">"https://raw.githubusercontent.com/cefet-rj-dal/daltoolbox/main/examples/seed.R"</w:t>
+      </w:r>
+      <w:r>
+        <w:rPr>
+          <w:rStyle w:val="NormalTok"/>
+        </w:rPr>
+        <w:t xml:space="preserve">))</w:t>
+      </w:r>
+      <w:r>
+        <w:br/>
+      </w:r>
+      <w:r>
+        <w:rPr>
           <w:rStyle w:val="CommentTok"/>
         </w:rPr>
         <w:t xml:space="preserve"># installation</w:t>
@@ -1568,25 +1628,13 @@
         <w:rPr>
           <w:rStyle w:val="FunctionTok"/>
         </w:rPr>
-        <w:t xml:space="preserve">set.seed</w:t>
-      </w:r>
-      <w:r>
-        <w:rPr>
-          <w:rStyle w:val="NormalTok"/>
-        </w:rPr>
-        <w:t xml:space="preserve">(</w:t>
-      </w:r>
-      <w:r>
-        <w:rPr>
-          <w:rStyle w:val="DecValTok"/>
-        </w:rPr>
-        <w:t xml:space="preserve">1</w:t>
-      </w:r>
-      <w:r>
-        <w:rPr>
-          <w:rStyle w:val="NormalTok"/>
-        </w:rPr>
-        <w:t xml:space="preserve">)</w:t>
+        <w:t xml:space="preserve">set_example_seed</w:t>
+      </w:r>
+      <w:r>
+        <w:rPr>
+          <w:rStyle w:val="NormalTok"/>
+        </w:rPr>
+        <w:t xml:space="preserve">()</w:t>
       </w:r>
       <w:r>
         <w:br/>
@@ -1844,6 +1892,21 @@
       </w:r>
       <w:r>
         <w:rPr>
+          <w:rStyle w:val="FunctionTok"/>
+        </w:rPr>
+        <w:t xml:space="preserve">set_example_seed</w:t>
+      </w:r>
+      <w:r>
+        <w:rPr>
+          <w:rStyle w:val="NormalTok"/>
+        </w:rPr>
+        <w:t xml:space="preserve">()</w:t>
+      </w:r>
+      <w:r>
+        <w:br/>
+      </w:r>
+      <w:r>
+        <w:rPr>
           <w:rStyle w:val="NormalTok"/>
         </w:rPr>
         <w:t xml:space="preserve">model </w:t>
@@ -1992,7 +2055,7 @@
         <w:rPr>
           <w:rStyle w:val="VerbatimChar"/>
         </w:rPr>
-        <w:t xml:space="preserve">## 1 0.9583333 39 81  0  0         1      1           1           1  1</w:t>
+        <w:t xml:space="preserve">## 1 0.9666667 41 79  0  0         1      1           1           1  1</w:t>
       </w:r>
     </w:p>
     <w:p>
@@ -2104,7 +2167,7 @@
         <w:rPr>
           <w:rStyle w:val="VerbatimChar"/>
         </w:rPr>
-        <w:t xml:space="preserve">##    accuracy TP TN FP FN precision recall sensitivity specificity f1</w:t>
+        <w:t xml:space="preserve">##   accuracy TP TN FP FN precision recall sensitivity specificity f1</w:t>
       </w:r>
       <w:r>
         <w:br/>
@@ -2113,7 +2176,7 @@
         <w:rPr>
           <w:rStyle w:val="VerbatimChar"/>
         </w:rPr>
-        <w:t xml:space="preserve">## 1 0.9333333 11 19  0  0         1      1           1           1  1</w:t>
+        <w:t xml:space="preserve">## 1        1  9 21  0  0         1      1           1           1  1</w:t>
       </w:r>
     </w:p>
     <w:p>
@@ -2133,7 +2196,7 @@
         <w:t xml:space="preserve"> </w:t>
       </w:r>
       <w:r>
-        <w:t xml:space="preserve">- Returning predictions in a format that</w:t>
+        <w:t xml:space="preserve">- Returning hard labels only, instead of the class-score format expected by</w:t>
       </w:r>
       <w:r>
         <w:t xml:space="preserve"> </w:t>
@@ -2145,10 +2208,7 @@
         <w:t xml:space="preserve">evaluate()</w:t>
       </w:r>
       <w:r>
-        <w:t xml:space="preserve"> </w:t>
-      </w:r>
-      <w:r>
-        <w:t xml:space="preserve">does not expect.</w:t>
+        <w:t xml:space="preserve">.</w:t>
       </w:r>
       <w:r>
         <w:t xml:space="preserve"> </w:t>
@@ -2177,7 +2237,7 @@
         <w:t xml:space="preserve">- Bishop, C. M. (1995). Neural Networks for Pattern Recognition.</w:t>
       </w:r>
     </w:p>
-    <w:bookmarkEnd w:id="20"/>
+    <w:bookmarkEnd w:id="9"/>
     <w:sectPr>
       <w:footnotePr>
         <w:numRestart w:val="eachSect"/>
@@ -2299,10 +2359,10 @@
   <w:docDefaults>
     <w:rPrDefault>
       <w:rPr>
-        <w:rFonts w:asciiTheme="minorHAnsi" w:cstheme="minorBidi" w:eastAsiaTheme="minorHAnsi" w:hAnsiTheme="minorHAnsi"/>
+        <w:rFonts w:asciiTheme="minorHAnsi" w:cstheme="minorBidi" w:eastAsiaTheme="minorEastAsia" w:hAnsiTheme="minorHAnsi"/>
         <w:sz w:val="24"/>
         <w:szCs w:val="24"/>
-        <w:lang w:bidi="ar-SA" w:eastAsia="en-US" w:val="en-US"/>
+        <w:lang w:bidi="ar-SA" w:eastAsia="zh-CN" w:val="en-US"/>
       </w:rPr>
     </w:rPrDefault>
     <w:pPrDefault>
@@ -2843,13 +2903,6 @@
       </w:tblCellMar>
     </w:tblPr>
     <w:tblStylePr w:type="firstRow">
-      <w:tblPr>
-        <w:jc w:val="left"/>
-        <w:tblInd w:type="dxa" w:w="0"/>
-      </w:tblPr>
-      <w:trPr>
-        <w:jc w:val="left"/>
-      </w:trPr>
       <w:tcPr>
         <w:tcBorders>
           <w:bottom w:val="single"/>
